--- a/PlantillaInforme.docx
+++ b/PlantillaInforme.docx
@@ -823,6 +823,7 @@
           <w:rFonts w:ascii="Trebuchet MS" w:hAnsi="Trebuchet MS" w:cs="Segoe UI"/>
           <w:bCs/>
           <w:iCs/>
+          <w:noProof/>
         </w:rPr>
         <w:drawing>
           <wp:inline distT="0" distB="0" distL="0" distR="0" wp14:anchorId="41CB4FD9" wp14:editId="41725C47">
@@ -936,6 +937,7 @@
           <w:rFonts w:ascii="Trebuchet MS" w:hAnsi="Trebuchet MS" w:cs="Segoe UI"/>
           <w:bCs/>
           <w:iCs/>
+          <w:noProof/>
         </w:rPr>
         <w:drawing>
           <wp:inline distT="0" distB="0" distL="0" distR="0" wp14:anchorId="4E6D403A" wp14:editId="61F0E1EF">
@@ -1036,6 +1038,7 @@
           <w:ilvl w:val="1"/>
           <w:numId w:val="2"/>
         </w:numPr>
+        <w:jc w:val="both"/>
         <w:rPr>
           <w:rFonts w:ascii="Trebuchet MS" w:hAnsi="Trebuchet MS" w:cs="Segoe UI"/>
           <w:iCs/>
@@ -1079,6 +1082,7 @@
       <w:pPr>
         <w:pStyle w:val="Standard"/>
         <w:ind w:left="1140"/>
+        <w:jc w:val="both"/>
         <w:rPr>
           <w:rFonts w:ascii="Trebuchet MS" w:hAnsi="Trebuchet MS" w:cs="Segoe UI"/>
           <w:iCs/>
@@ -1092,6 +1096,7 @@
           <w:ilvl w:val="1"/>
           <w:numId w:val="2"/>
         </w:numPr>
+        <w:jc w:val="both"/>
         <w:rPr>
           <w:rFonts w:ascii="Trebuchet MS" w:hAnsi="Trebuchet MS" w:cs="Segoe UI"/>
           <w:bCs/>
@@ -1176,9 +1181,9 @@
     <w:p>
       <w:pPr>
         <w:pStyle w:val="Prrafodelista"/>
-        <w:rPr>
-          <w:rFonts w:ascii="Trebuchet MS" w:hAnsi="Trebuchet MS" w:cs="Segoe UI"/>
-          <w:b/>
+        <w:jc w:val="both"/>
+        <w:rPr>
+          <w:rFonts w:ascii="Trebuchet MS" w:hAnsi="Trebuchet MS" w:cs="Segoe UI"/>
           <w:bCs/>
           <w:iCs/>
         </w:rPr>
@@ -1188,27 +1193,486 @@
       <w:pPr>
         <w:pStyle w:val="Standard"/>
         <w:ind w:left="1140"/>
-        <w:rPr>
-          <w:rFonts w:ascii="Trebuchet MS" w:hAnsi="Trebuchet MS" w:cs="Segoe UI"/>
-          <w:iCs/>
-        </w:rPr>
-      </w:pPr>
-      <w:r>
-        <w:rPr>
-          <w:rFonts w:ascii="Trebuchet MS" w:hAnsi="Trebuchet MS" w:cs="Segoe UI"/>
-          <w:b/>
-          <w:bCs/>
-          <w:iCs/>
-        </w:rPr>
-        <w:t xml:space="preserve">Mostrar Imágenes: </w:t>
-      </w:r>
-      <w:r>
-        <w:rPr>
-          <w:rFonts w:ascii="Trebuchet MS" w:hAnsi="Trebuchet MS" w:cs="Segoe UI"/>
-          <w:iCs/>
-        </w:rPr>
-        <w:t xml:space="preserve">Para poder mostrar las imagénes tuve que encontrar la forma de pedirle al módulo </w:t>
-      </w:r>
+        <w:jc w:val="both"/>
+        <w:rPr>
+          <w:rFonts w:ascii="Trebuchet MS" w:hAnsi="Trebuchet MS" w:cs="Segoe UI"/>
+          <w:b/>
+          <w:bCs/>
+          <w:iCs/>
+        </w:rPr>
+      </w:pPr>
+      <w:r>
+        <w:rPr>
+          <w:rFonts w:ascii="Trebuchet MS" w:hAnsi="Trebuchet MS" w:cs="Segoe UI"/>
+          <w:b/>
+          <w:iCs/>
+        </w:rPr>
+        <w:t>2.2.1</w:t>
+      </w:r>
+      <w:r>
+        <w:rPr>
+          <w:rFonts w:ascii="Trebuchet MS" w:hAnsi="Trebuchet MS" w:cs="Segoe UI"/>
+          <w:b/>
+          <w:bCs/>
+          <w:iCs/>
+        </w:rPr>
+        <w:t xml:space="preserve"> fromRequestIntoCard(img)</w:t>
+      </w:r>
+    </w:p>
+    <w:p>
+      <w:pPr>
+        <w:pStyle w:val="Standard"/>
+        <w:ind w:left="1140"/>
+        <w:jc w:val="both"/>
+        <w:rPr>
+          <w:rFonts w:ascii="Trebuchet MS" w:hAnsi="Trebuchet MS" w:cs="Segoe UI"/>
+          <w:bCs/>
+          <w:iCs/>
+        </w:rPr>
+      </w:pPr>
+      <w:r>
+        <w:rPr>
+          <w:rFonts w:ascii="Trebuchet MS" w:hAnsi="Trebuchet MS" w:cs="Segoe UI"/>
+          <w:b/>
+          <w:bCs/>
+          <w:iCs/>
+        </w:rPr>
+        <w:t>Idea general:</w:t>
+      </w:r>
+      <w:r>
+        <w:rPr>
+          <w:rFonts w:ascii="Trebuchet MS" w:hAnsi="Trebuchet MS" w:cs="Segoe UI"/>
+          <w:bCs/>
+          <w:iCs/>
+        </w:rPr>
+        <w:t xml:space="preserve"> Convierte una imagen obtenida de una solicitud en un objeto Card con los atributos necesarios para ser utilizado en la interfaz.</w:t>
+      </w:r>
+    </w:p>
+    <w:p>
+      <w:pPr>
+        <w:pStyle w:val="Standard"/>
+        <w:ind w:left="1140"/>
+        <w:jc w:val="both"/>
+        <w:rPr>
+          <w:rFonts w:ascii="Trebuchet MS" w:hAnsi="Trebuchet MS" w:cs="Segoe UI"/>
+          <w:bCs/>
+          <w:iCs/>
+        </w:rPr>
+      </w:pPr>
+      <w:r>
+        <w:rPr>
+          <w:rFonts w:ascii="Trebuchet MS" w:hAnsi="Trebuchet MS" w:cs="Segoe UI"/>
+          <w:b/>
+          <w:bCs/>
+          <w:iCs/>
+        </w:rPr>
+        <w:t>Motivación:</w:t>
+      </w:r>
+      <w:r>
+        <w:rPr>
+          <w:rFonts w:ascii="Trebuchet MS" w:hAnsi="Trebuchet MS" w:cs="Segoe UI"/>
+          <w:bCs/>
+          <w:iCs/>
+        </w:rPr>
+        <w:t xml:space="preserve"> Se implementó esta función para estructurar los datos de las imágenes y facilitar su manipulación en la interfaz.</w:t>
+      </w:r>
+    </w:p>
+    <w:p>
+      <w:pPr>
+        <w:pStyle w:val="Standard"/>
+        <w:ind w:left="1140"/>
+        <w:jc w:val="both"/>
+        <w:rPr>
+          <w:rFonts w:ascii="Trebuchet MS" w:hAnsi="Trebuchet MS" w:cs="Segoe UI"/>
+          <w:bCs/>
+          <w:iCs/>
+        </w:rPr>
+      </w:pPr>
+      <w:r>
+        <w:rPr>
+          <w:rFonts w:ascii="Trebuchet MS" w:hAnsi="Trebuchet MS" w:cs="Segoe UI"/>
+          <w:b/>
+          <w:bCs/>
+          <w:iCs/>
+        </w:rPr>
+        <w:t>Código:</w:t>
+      </w:r>
+    </w:p>
+    <w:p>
+      <w:pPr>
+        <w:pStyle w:val="Standard"/>
+        <w:ind w:left="1140"/>
+        <w:jc w:val="both"/>
+        <w:rPr>
+          <w:rFonts w:ascii="Trebuchet MS" w:hAnsi="Trebuchet MS" w:cs="Segoe UI"/>
+          <w:bCs/>
+          <w:iCs/>
+        </w:rPr>
+      </w:pPr>
+    </w:p>
+    <w:p>
+      <w:pPr>
+        <w:pStyle w:val="Standard"/>
+        <w:ind w:left="1140"/>
+        <w:jc w:val="both"/>
+        <w:rPr>
+          <w:rFonts w:ascii="Trebuchet MS" w:hAnsi="Trebuchet MS" w:cs="Segoe UI"/>
+          <w:bCs/>
+          <w:iCs/>
+        </w:rPr>
+      </w:pPr>
+      <w:r>
+        <w:rPr>
+          <w:rFonts w:ascii="Trebuchet MS" w:hAnsi="Trebuchet MS" w:cs="Segoe UI"/>
+          <w:bCs/>
+          <w:iCs/>
+        </w:rPr>
+        <w:drawing>
+          <wp:inline distT="0" distB="0" distL="0" distR="0" wp14:anchorId="71BE1840" wp14:editId="1A447091">
+            <wp:extent cx="6252210" cy="1791335"/>
+            <wp:effectExtent l="0" t="0" r="0" b="0"/>
+            <wp:docPr id="336476854" name="Imagen 1" descr="Texto&#10;&#10;Descripción generada automáticamente"/>
+            <wp:cNvGraphicFramePr>
+              <a:graphicFrameLocks xmlns:a="http://schemas.openxmlformats.org/drawingml/2006/main" noChangeAspect="1"/>
+            </wp:cNvGraphicFramePr>
+            <a:graphic xmlns:a="http://schemas.openxmlformats.org/drawingml/2006/main">
+              <a:graphicData uri="http://schemas.openxmlformats.org/drawingml/2006/picture">
+                <pic:pic xmlns:pic="http://schemas.openxmlformats.org/drawingml/2006/picture">
+                  <pic:nvPicPr>
+                    <pic:cNvPr id="336476854" name="Imagen 1" descr="Texto&#10;&#10;Descripción generada automáticamente"/>
+                    <pic:cNvPicPr/>
+                  </pic:nvPicPr>
+                  <pic:blipFill>
+                    <a:blip r:embed="rId13"/>
+                    <a:stretch>
+                      <a:fillRect/>
+                    </a:stretch>
+                  </pic:blipFill>
+                  <pic:spPr>
+                    <a:xfrm>
+                      <a:off x="0" y="0"/>
+                      <a:ext cx="6252210" cy="1791335"/>
+                    </a:xfrm>
+                    <a:prstGeom prst="rect">
+                      <a:avLst/>
+                    </a:prstGeom>
+                  </pic:spPr>
+                </pic:pic>
+              </a:graphicData>
+            </a:graphic>
+          </wp:inline>
+        </w:drawing>
+      </w:r>
+    </w:p>
+    <w:p>
+      <w:pPr>
+        <w:pStyle w:val="Prrafodelista"/>
+        <w:jc w:val="both"/>
+        <w:rPr>
+          <w:rFonts w:ascii="Trebuchet MS" w:hAnsi="Trebuchet MS" w:cs="Segoe UI"/>
+          <w:b/>
+          <w:bCs/>
+          <w:iCs/>
+        </w:rPr>
+      </w:pPr>
+    </w:p>
+    <w:p>
+      <w:pPr>
+        <w:pStyle w:val="Prrafodelista"/>
+        <w:ind w:firstLine="420"/>
+        <w:jc w:val="both"/>
+        <w:rPr>
+          <w:rFonts w:ascii="Trebuchet MS" w:hAnsi="Trebuchet MS" w:cs="Segoe UI"/>
+          <w:b/>
+          <w:bCs/>
+          <w:iCs/>
+        </w:rPr>
+      </w:pPr>
+      <w:r>
+        <w:rPr>
+          <w:rFonts w:ascii="Trebuchet MS" w:hAnsi="Trebuchet MS" w:cs="Segoe UI"/>
+          <w:b/>
+          <w:bCs/>
+          <w:iCs/>
+        </w:rPr>
+        <w:t xml:space="preserve">2.2.2 </w:t>
+      </w:r>
+      <w:r>
+        <w:rPr>
+          <w:rFonts w:ascii="Trebuchet MS" w:hAnsi="Trebuchet MS" w:cs="Segoe UI"/>
+          <w:b/>
+          <w:bCs/>
+          <w:iCs/>
+        </w:rPr>
+        <w:t>buscar_personajes(request)</w:t>
+      </w:r>
+    </w:p>
+    <w:p>
+      <w:pPr>
+        <w:pStyle w:val="Prrafodelista"/>
+        <w:ind w:firstLine="420"/>
+        <w:jc w:val="both"/>
+        <w:rPr>
+          <w:rFonts w:ascii="Trebuchet MS" w:hAnsi="Trebuchet MS" w:cs="Segoe UI"/>
+          <w:iCs/>
+        </w:rPr>
+      </w:pPr>
+      <w:r>
+        <w:rPr>
+          <w:rFonts w:ascii="Trebuchet MS" w:hAnsi="Trebuchet MS" w:cs="Segoe UI"/>
+          <w:b/>
+          <w:bCs/>
+          <w:iCs/>
+        </w:rPr>
+        <w:t>Idea general:</w:t>
+      </w:r>
+      <w:r>
+        <w:rPr>
+          <w:rFonts w:ascii="Trebuchet MS" w:hAnsi="Trebuchet MS" w:cs="Segoe UI"/>
+          <w:iCs/>
+        </w:rPr>
+        <w:t xml:space="preserve"> Filtra los personajes según una búsqueda ingresada por el usuario.</w:t>
+      </w:r>
+    </w:p>
+    <w:p>
+      <w:pPr>
+        <w:pStyle w:val="Prrafodelista"/>
+        <w:ind w:firstLine="420"/>
+        <w:jc w:val="both"/>
+        <w:rPr>
+          <w:rFonts w:ascii="Trebuchet MS" w:hAnsi="Trebuchet MS" w:cs="Segoe UI"/>
+          <w:iCs/>
+        </w:rPr>
+      </w:pPr>
+      <w:r>
+        <w:rPr>
+          <w:rFonts w:ascii="Trebuchet MS" w:hAnsi="Trebuchet MS" w:cs="Segoe UI"/>
+          <w:b/>
+          <w:bCs/>
+          <w:iCs/>
+        </w:rPr>
+        <w:t>Motivación:</w:t>
+      </w:r>
+      <w:r>
+        <w:rPr>
+          <w:rFonts w:ascii="Trebuchet MS" w:hAnsi="Trebuchet MS" w:cs="Segoe UI"/>
+          <w:iCs/>
+        </w:rPr>
+        <w:t xml:space="preserve"> Permite a los usuarios buscar personajes específicos por su nombre.</w:t>
+      </w:r>
+    </w:p>
+    <w:p>
+      <w:pPr>
+        <w:ind w:left="431" w:firstLine="709"/>
+        <w:jc w:val="both"/>
+        <w:rPr>
+          <w:rFonts w:ascii="Trebuchet MS" w:hAnsi="Trebuchet MS" w:cs="Segoe UI"/>
+          <w:b/>
+          <w:bCs/>
+          <w:iCs/>
+        </w:rPr>
+      </w:pPr>
+      <w:r>
+        <w:rPr>
+          <w:rFonts w:ascii="Trebuchet MS" w:hAnsi="Trebuchet MS" w:cs="Segoe UI"/>
+          <w:b/>
+          <w:bCs/>
+          <w:iCs/>
+        </w:rPr>
+        <w:t>Código:</w:t>
+      </w:r>
+    </w:p>
+    <w:p>
+      <w:pPr>
+        <w:pStyle w:val="Prrafodelista"/>
+        <w:jc w:val="both"/>
+        <w:rPr>
+          <w:rFonts w:ascii="Trebuchet MS" w:hAnsi="Trebuchet MS" w:cs="Segoe UI"/>
+          <w:b/>
+          <w:bCs/>
+          <w:iCs/>
+        </w:rPr>
+      </w:pPr>
+      <w:r>
+        <w:rPr>
+          <w:rFonts w:ascii="Trebuchet MS" w:hAnsi="Trebuchet MS" w:cs="Segoe UI"/>
+          <w:b/>
+          <w:bCs/>
+          <w:iCs/>
+        </w:rPr>
+        <w:tab/>
+      </w:r>
+      <w:r>
+        <w:rPr>
+          <w:rFonts w:ascii="Trebuchet MS" w:hAnsi="Trebuchet MS" w:cs="Segoe UI"/>
+          <w:b/>
+          <w:bCs/>
+          <w:iCs/>
+        </w:rPr>
+        <w:drawing>
+          <wp:inline distT="0" distB="0" distL="0" distR="0" wp14:anchorId="1C4D77E1" wp14:editId="16BCB91C">
+            <wp:extent cx="6252210" cy="1410335"/>
+            <wp:effectExtent l="0" t="0" r="0" b="0"/>
+            <wp:docPr id="8081529" name="Imagen 1" descr="Texto&#10;&#10;Descripción generada automáticamente"/>
+            <wp:cNvGraphicFramePr>
+              <a:graphicFrameLocks xmlns:a="http://schemas.openxmlformats.org/drawingml/2006/main" noChangeAspect="1"/>
+            </wp:cNvGraphicFramePr>
+            <a:graphic xmlns:a="http://schemas.openxmlformats.org/drawingml/2006/main">
+              <a:graphicData uri="http://schemas.openxmlformats.org/drawingml/2006/picture">
+                <pic:pic xmlns:pic="http://schemas.openxmlformats.org/drawingml/2006/picture">
+                  <pic:nvPicPr>
+                    <pic:cNvPr id="8081529" name="Imagen 1" descr="Texto&#10;&#10;Descripción generada automáticamente"/>
+                    <pic:cNvPicPr/>
+                  </pic:nvPicPr>
+                  <pic:blipFill>
+                    <a:blip r:embed="rId14"/>
+                    <a:stretch>
+                      <a:fillRect/>
+                    </a:stretch>
+                  </pic:blipFill>
+                  <pic:spPr>
+                    <a:xfrm>
+                      <a:off x="0" y="0"/>
+                      <a:ext cx="6252210" cy="1410335"/>
+                    </a:xfrm>
+                    <a:prstGeom prst="rect">
+                      <a:avLst/>
+                    </a:prstGeom>
+                  </pic:spPr>
+                </pic:pic>
+              </a:graphicData>
+            </a:graphic>
+          </wp:inline>
+        </w:drawing>
+      </w:r>
+    </w:p>
+    <w:p>
+      <w:pPr>
+        <w:pStyle w:val="Prrafodelista"/>
+        <w:rPr>
+          <w:rFonts w:ascii="Trebuchet MS" w:hAnsi="Trebuchet MS" w:cs="Segoe UI"/>
+          <w:b/>
+          <w:bCs/>
+          <w:iCs/>
+        </w:rPr>
+      </w:pPr>
+    </w:p>
+    <w:p>
+      <w:pPr>
+        <w:pStyle w:val="Standard"/>
+        <w:ind w:left="709" w:firstLine="709"/>
+        <w:rPr>
+          <w:rFonts w:ascii="Trebuchet MS" w:hAnsi="Trebuchet MS" w:cs="Segoe UI"/>
+          <w:b/>
+          <w:bCs/>
+          <w:iCs/>
+        </w:rPr>
+      </w:pPr>
+      <w:r>
+        <w:rPr>
+          <w:rFonts w:ascii="Trebuchet MS" w:hAnsi="Trebuchet MS" w:cs="Segoe UI"/>
+          <w:b/>
+          <w:bCs/>
+          <w:iCs/>
+        </w:rPr>
+        <w:t xml:space="preserve">2.2.3 </w:t>
+      </w:r>
+      <w:r>
+        <w:rPr>
+          <w:rFonts w:ascii="Trebuchet MS" w:hAnsi="Trebuchet MS" w:cs="Segoe UI"/>
+          <w:b/>
+          <w:bCs/>
+          <w:iCs/>
+        </w:rPr>
+        <w:t>user_login(request)</w:t>
+      </w:r>
+    </w:p>
+    <w:p>
+      <w:pPr>
+        <w:pStyle w:val="Standard"/>
+        <w:ind w:left="709" w:firstLine="709"/>
+        <w:rPr>
+          <w:rFonts w:ascii="Trebuchet MS" w:hAnsi="Trebuchet MS" w:cs="Segoe UI"/>
+          <w:b/>
+          <w:bCs/>
+          <w:iCs/>
+        </w:rPr>
+      </w:pPr>
+      <w:r>
+        <w:rPr>
+          <w:rFonts w:ascii="Trebuchet MS" w:hAnsi="Trebuchet MS" w:cs="Segoe UI"/>
+          <w:b/>
+          <w:bCs/>
+          <w:iCs/>
+        </w:rPr>
+        <w:t xml:space="preserve">Idea general: </w:t>
+      </w:r>
+      <w:r>
+        <w:rPr>
+          <w:rFonts w:ascii="Trebuchet MS" w:hAnsi="Trebuchet MS" w:cs="Segoe UI"/>
+          <w:iCs/>
+        </w:rPr>
+        <w:t>Maneja el proceso de autenticación de usuarios.</w:t>
+      </w:r>
+    </w:p>
+    <w:p>
+      <w:pPr>
+        <w:pStyle w:val="Standard"/>
+        <w:ind w:left="709" w:firstLine="709"/>
+        <w:rPr>
+          <w:rFonts w:ascii="Trebuchet MS" w:hAnsi="Trebuchet MS" w:cs="Segoe UI"/>
+          <w:iCs/>
+        </w:rPr>
+      </w:pPr>
+      <w:r>
+        <w:rPr>
+          <w:rFonts w:ascii="Trebuchet MS" w:hAnsi="Trebuchet MS" w:cs="Segoe UI"/>
+          <w:b/>
+          <w:bCs/>
+          <w:iCs/>
+        </w:rPr>
+        <w:t xml:space="preserve">Motivación: </w:t>
+      </w:r>
+      <w:r>
+        <w:rPr>
+          <w:rFonts w:ascii="Trebuchet MS" w:hAnsi="Trebuchet MS" w:cs="Segoe UI"/>
+          <w:iCs/>
+        </w:rPr>
+        <w:t>Permite a los usuarios iniciar sesión en la plataforma.</w:t>
+      </w:r>
+    </w:p>
+    <w:p>
+      <w:pPr>
+        <w:pStyle w:val="Standard"/>
+        <w:ind w:left="709" w:firstLine="709"/>
+        <w:rPr>
+          <w:rFonts w:ascii="Trebuchet MS" w:hAnsi="Trebuchet MS" w:cs="Segoe UI"/>
+          <w:b/>
+          <w:bCs/>
+          <w:iCs/>
+        </w:rPr>
+      </w:pPr>
+      <w:r>
+        <w:rPr>
+          <w:rFonts w:ascii="Trebuchet MS" w:hAnsi="Trebuchet MS" w:cs="Segoe UI"/>
+          <w:b/>
+          <w:bCs/>
+          <w:iCs/>
+        </w:rPr>
+        <w:t>Código:</w:t>
+      </w:r>
+    </w:p>
+    <w:p>
+      <w:pPr>
+        <w:pStyle w:val="Standard"/>
+        <w:ind w:left="709" w:firstLine="709"/>
+        <w:rPr>
+          <w:rFonts w:ascii="Trebuchet MS" w:hAnsi="Trebuchet MS" w:cs="Segoe UI"/>
+          <w:b/>
+          <w:bCs/>
+          <w:iCs/>
+        </w:rPr>
+      </w:pPr>
     </w:p>
     <w:p>
       <w:pPr>
@@ -1221,6 +1685,50 @@
           <w:iCs/>
         </w:rPr>
       </w:pPr>
+      <w:r>
+        <w:rPr>
+          <w:rFonts w:ascii="Trebuchet MS" w:hAnsi="Trebuchet MS" w:cs="Segoe UI"/>
+          <w:b/>
+          <w:bCs/>
+          <w:iCs/>
+        </w:rPr>
+        <w:lastRenderedPageBreak/>
+        <w:drawing>
+          <wp:inline distT="0" distB="0" distL="0" distR="0" wp14:anchorId="5C5B435E" wp14:editId="26C1E753">
+            <wp:extent cx="6252210" cy="3065145"/>
+            <wp:effectExtent l="0" t="0" r="0" b="1905"/>
+            <wp:docPr id="78856034" name="Imagen 1" descr="Texto&#10;&#10;Descripción generada automáticamente"/>
+            <wp:cNvGraphicFramePr>
+              <a:graphicFrameLocks xmlns:a="http://schemas.openxmlformats.org/drawingml/2006/main" noChangeAspect="1"/>
+            </wp:cNvGraphicFramePr>
+            <a:graphic xmlns:a="http://schemas.openxmlformats.org/drawingml/2006/main">
+              <a:graphicData uri="http://schemas.openxmlformats.org/drawingml/2006/picture">
+                <pic:pic xmlns:pic="http://schemas.openxmlformats.org/drawingml/2006/picture">
+                  <pic:nvPicPr>
+                    <pic:cNvPr id="78856034" name="Imagen 1" descr="Texto&#10;&#10;Descripción generada automáticamente"/>
+                    <pic:cNvPicPr/>
+                  </pic:nvPicPr>
+                  <pic:blipFill>
+                    <a:blip r:embed="rId15"/>
+                    <a:stretch>
+                      <a:fillRect/>
+                    </a:stretch>
+                  </pic:blipFill>
+                  <pic:spPr>
+                    <a:xfrm>
+                      <a:off x="0" y="0"/>
+                      <a:ext cx="6252210" cy="3065145"/>
+                    </a:xfrm>
+                    <a:prstGeom prst="rect">
+                      <a:avLst/>
+                    </a:prstGeom>
+                  </pic:spPr>
+                </pic:pic>
+              </a:graphicData>
+            </a:graphic>
+          </wp:inline>
+        </w:drawing>
+      </w:r>
     </w:p>
     <w:p>
       <w:pPr>
@@ -1228,6 +1736,671 @@
         <w:ind w:firstLine="709"/>
         <w:rPr>
           <w:rFonts w:ascii="Trebuchet MS" w:hAnsi="Trebuchet MS" w:cs="Segoe UI"/>
+          <w:b/>
+          <w:bCs/>
+          <w:iCs/>
+        </w:rPr>
+      </w:pPr>
+    </w:p>
+    <w:p>
+      <w:pPr>
+        <w:pStyle w:val="Standard"/>
+        <w:ind w:firstLine="709"/>
+        <w:rPr>
+          <w:rFonts w:ascii="Trebuchet MS" w:hAnsi="Trebuchet MS" w:cs="Segoe UI"/>
+          <w:b/>
+          <w:bCs/>
+          <w:iCs/>
+        </w:rPr>
+      </w:pPr>
+      <w:r>
+        <w:rPr>
+          <w:rFonts w:ascii="Trebuchet MS" w:hAnsi="Trebuchet MS" w:cs="Segoe UI"/>
+          <w:b/>
+          <w:bCs/>
+          <w:iCs/>
+          <w:noProof/>
+        </w:rPr>
+        <w:drawing>
+          <wp:inline distT="0" distB="0" distL="0" distR="0" wp14:anchorId="5FC31A6C" wp14:editId="14EA0D90">
+            <wp:extent cx="6248400" cy="2009775"/>
+            <wp:effectExtent l="0" t="0" r="0" b="9525"/>
+            <wp:docPr id="1839158384" name="Imagen 1"/>
+            <wp:cNvGraphicFramePr>
+              <a:graphicFrameLocks xmlns:a="http://schemas.openxmlformats.org/drawingml/2006/main" noChangeAspect="1"/>
+            </wp:cNvGraphicFramePr>
+            <a:graphic xmlns:a="http://schemas.openxmlformats.org/drawingml/2006/main">
+              <a:graphicData uri="http://schemas.openxmlformats.org/drawingml/2006/picture">
+                <pic:pic xmlns:pic="http://schemas.openxmlformats.org/drawingml/2006/picture">
+                  <pic:nvPicPr>
+                    <pic:cNvPr id="0" name="Picture 1"/>
+                    <pic:cNvPicPr>
+                      <a:picLocks noChangeAspect="1" noChangeArrowheads="1"/>
+                    </pic:cNvPicPr>
+                  </pic:nvPicPr>
+                  <pic:blipFill>
+                    <a:blip r:embed="rId16">
+                      <a:extLst>
+                        <a:ext uri="{28A0092B-C50C-407E-A947-70E740481C1C}">
+                          <a14:useLocalDpi xmlns:a14="http://schemas.microsoft.com/office/drawing/2010/main" val="0"/>
+                        </a:ext>
+                      </a:extLst>
+                    </a:blip>
+                    <a:srcRect/>
+                    <a:stretch>
+                      <a:fillRect/>
+                    </a:stretch>
+                  </pic:blipFill>
+                  <pic:spPr bwMode="auto">
+                    <a:xfrm>
+                      <a:off x="0" y="0"/>
+                      <a:ext cx="6248400" cy="2009775"/>
+                    </a:xfrm>
+                    <a:prstGeom prst="rect">
+                      <a:avLst/>
+                    </a:prstGeom>
+                    <a:noFill/>
+                    <a:ln>
+                      <a:noFill/>
+                    </a:ln>
+                  </pic:spPr>
+                </pic:pic>
+              </a:graphicData>
+            </a:graphic>
+          </wp:inline>
+        </w:drawing>
+      </w:r>
+    </w:p>
+    <w:p>
+      <w:pPr>
+        <w:pStyle w:val="Standard"/>
+        <w:ind w:firstLine="709"/>
+        <w:rPr>
+          <w:rFonts w:ascii="Trebuchet MS" w:hAnsi="Trebuchet MS" w:cs="Segoe UI"/>
+          <w:b/>
+          <w:bCs/>
+          <w:iCs/>
+        </w:rPr>
+      </w:pPr>
+    </w:p>
+    <w:p>
+      <w:pPr>
+        <w:pStyle w:val="Standard"/>
+        <w:ind w:firstLine="709"/>
+        <w:rPr>
+          <w:rFonts w:ascii="Trebuchet MS" w:hAnsi="Trebuchet MS" w:cs="Segoe UI"/>
+          <w:b/>
+          <w:bCs/>
+          <w:iCs/>
+        </w:rPr>
+      </w:pPr>
+      <w:r>
+        <w:rPr>
+          <w:rFonts w:ascii="Trebuchet MS" w:hAnsi="Trebuchet MS" w:cs="Segoe UI"/>
+          <w:b/>
+          <w:bCs/>
+          <w:iCs/>
+        </w:rPr>
+        <w:t xml:space="preserve">2.2.4 </w:t>
+      </w:r>
+      <w:r>
+        <w:rPr>
+          <w:rFonts w:ascii="Trebuchet MS" w:hAnsi="Trebuchet MS" w:cs="Segoe UI"/>
+          <w:b/>
+          <w:bCs/>
+          <w:iCs/>
+        </w:rPr>
+        <w:t>getAllFavouritesByUser(request)</w:t>
+      </w:r>
+    </w:p>
+    <w:p>
+      <w:pPr>
+        <w:pStyle w:val="Standard"/>
+        <w:ind w:firstLine="709"/>
+        <w:rPr>
+          <w:rFonts w:ascii="Trebuchet MS" w:hAnsi="Trebuchet MS" w:cs="Segoe UI"/>
+          <w:b/>
+          <w:bCs/>
+          <w:iCs/>
+        </w:rPr>
+      </w:pPr>
+      <w:r>
+        <w:rPr>
+          <w:rFonts w:ascii="Trebuchet MS" w:hAnsi="Trebuchet MS" w:cs="Segoe UI"/>
+          <w:b/>
+          <w:bCs/>
+          <w:iCs/>
+        </w:rPr>
+        <w:t xml:space="preserve">Idea general: </w:t>
+      </w:r>
+      <w:r>
+        <w:rPr>
+          <w:rFonts w:ascii="Trebuchet MS" w:hAnsi="Trebuchet MS" w:cs="Segoe UI"/>
+          <w:iCs/>
+        </w:rPr>
+        <w:t>Obtiene todos los elementos favoritos de un usuario autenticado.</w:t>
+      </w:r>
+    </w:p>
+    <w:p>
+      <w:pPr>
+        <w:pStyle w:val="Standard"/>
+        <w:ind w:firstLine="709"/>
+        <w:rPr>
+          <w:rFonts w:ascii="Trebuchet MS" w:hAnsi="Trebuchet MS" w:cs="Segoe UI"/>
+          <w:b/>
+          <w:bCs/>
+          <w:iCs/>
+        </w:rPr>
+      </w:pPr>
+      <w:r>
+        <w:rPr>
+          <w:rFonts w:ascii="Trebuchet MS" w:hAnsi="Trebuchet MS" w:cs="Segoe UI"/>
+          <w:b/>
+          <w:bCs/>
+          <w:iCs/>
+        </w:rPr>
+        <w:t>Código:</w:t>
+      </w:r>
+    </w:p>
+    <w:p>
+      <w:pPr>
+        <w:pStyle w:val="Standard"/>
+        <w:ind w:firstLine="709"/>
+        <w:rPr>
+          <w:rFonts w:ascii="Trebuchet MS" w:hAnsi="Trebuchet MS" w:cs="Segoe UI"/>
+          <w:b/>
+          <w:bCs/>
+          <w:iCs/>
+        </w:rPr>
+      </w:pPr>
+      <w:r>
+        <w:rPr>
+          <w:rFonts w:ascii="Trebuchet MS" w:hAnsi="Trebuchet MS" w:cs="Segoe UI"/>
+          <w:b/>
+          <w:bCs/>
+          <w:iCs/>
+        </w:rPr>
+        <w:lastRenderedPageBreak/>
+        <w:drawing>
+          <wp:inline distT="0" distB="0" distL="0" distR="0" wp14:anchorId="5C84DEF0" wp14:editId="51C05297">
+            <wp:extent cx="6252210" cy="4244340"/>
+            <wp:effectExtent l="0" t="0" r="0" b="3810"/>
+            <wp:docPr id="934837438" name="Imagen 1" descr="Texto&#10;&#10;Descripción generada automáticamente"/>
+            <wp:cNvGraphicFramePr>
+              <a:graphicFrameLocks xmlns:a="http://schemas.openxmlformats.org/drawingml/2006/main" noChangeAspect="1"/>
+            </wp:cNvGraphicFramePr>
+            <a:graphic xmlns:a="http://schemas.openxmlformats.org/drawingml/2006/main">
+              <a:graphicData uri="http://schemas.openxmlformats.org/drawingml/2006/picture">
+                <pic:pic xmlns:pic="http://schemas.openxmlformats.org/drawingml/2006/picture">
+                  <pic:nvPicPr>
+                    <pic:cNvPr id="934837438" name="Imagen 1" descr="Texto&#10;&#10;Descripción generada automáticamente"/>
+                    <pic:cNvPicPr/>
+                  </pic:nvPicPr>
+                  <pic:blipFill>
+                    <a:blip r:embed="rId17"/>
+                    <a:stretch>
+                      <a:fillRect/>
+                    </a:stretch>
+                  </pic:blipFill>
+                  <pic:spPr>
+                    <a:xfrm>
+                      <a:off x="0" y="0"/>
+                      <a:ext cx="6252210" cy="4244340"/>
+                    </a:xfrm>
+                    <a:prstGeom prst="rect">
+                      <a:avLst/>
+                    </a:prstGeom>
+                  </pic:spPr>
+                </pic:pic>
+              </a:graphicData>
+            </a:graphic>
+          </wp:inline>
+        </w:drawing>
+      </w:r>
+    </w:p>
+    <w:p>
+      <w:pPr>
+        <w:pStyle w:val="Standard"/>
+        <w:ind w:firstLine="709"/>
+        <w:rPr>
+          <w:rFonts w:ascii="Trebuchet MS" w:hAnsi="Trebuchet MS" w:cs="Segoe UI"/>
+          <w:b/>
+          <w:bCs/>
+          <w:iCs/>
+        </w:rPr>
+      </w:pPr>
+    </w:p>
+    <w:p>
+      <w:pPr>
+        <w:pStyle w:val="Standard"/>
+        <w:ind w:firstLine="709"/>
+        <w:rPr>
+          <w:rFonts w:ascii="Trebuchet MS" w:hAnsi="Trebuchet MS" w:cs="Segoe UI"/>
+          <w:b/>
+          <w:bCs/>
+          <w:iCs/>
+        </w:rPr>
+      </w:pPr>
+      <w:r>
+        <w:rPr>
+          <w:rFonts w:ascii="Trebuchet MS" w:hAnsi="Trebuchet MS" w:cs="Segoe UI"/>
+          <w:b/>
+          <w:bCs/>
+          <w:iCs/>
+        </w:rPr>
+        <w:drawing>
+          <wp:inline distT="0" distB="0" distL="0" distR="0" wp14:anchorId="1C320608" wp14:editId="722B1366">
+            <wp:extent cx="6252210" cy="1814195"/>
+            <wp:effectExtent l="0" t="0" r="0" b="0"/>
+            <wp:docPr id="485948374" name="Imagen 1" descr="Texto&#10;&#10;Descripción generada automáticamente"/>
+            <wp:cNvGraphicFramePr>
+              <a:graphicFrameLocks xmlns:a="http://schemas.openxmlformats.org/drawingml/2006/main" noChangeAspect="1"/>
+            </wp:cNvGraphicFramePr>
+            <a:graphic xmlns:a="http://schemas.openxmlformats.org/drawingml/2006/main">
+              <a:graphicData uri="http://schemas.openxmlformats.org/drawingml/2006/picture">
+                <pic:pic xmlns:pic="http://schemas.openxmlformats.org/drawingml/2006/picture">
+                  <pic:nvPicPr>
+                    <pic:cNvPr id="485948374" name="Imagen 1" descr="Texto&#10;&#10;Descripción generada automáticamente"/>
+                    <pic:cNvPicPr/>
+                  </pic:nvPicPr>
+                  <pic:blipFill>
+                    <a:blip r:embed="rId18"/>
+                    <a:stretch>
+                      <a:fillRect/>
+                    </a:stretch>
+                  </pic:blipFill>
+                  <pic:spPr>
+                    <a:xfrm>
+                      <a:off x="0" y="0"/>
+                      <a:ext cx="6252210" cy="1814195"/>
+                    </a:xfrm>
+                    <a:prstGeom prst="rect">
+                      <a:avLst/>
+                    </a:prstGeom>
+                  </pic:spPr>
+                </pic:pic>
+              </a:graphicData>
+            </a:graphic>
+          </wp:inline>
+        </w:drawing>
+      </w:r>
+    </w:p>
+    <w:p>
+      <w:pPr>
+        <w:pStyle w:val="Standard"/>
+        <w:ind w:firstLine="709"/>
+        <w:rPr>
+          <w:rFonts w:ascii="Trebuchet MS" w:hAnsi="Trebuchet MS" w:cs="Segoe UI"/>
+          <w:b/>
+          <w:bCs/>
+          <w:iCs/>
+        </w:rPr>
+      </w:pPr>
+    </w:p>
+    <w:p>
+      <w:pPr>
+        <w:pStyle w:val="Standard"/>
+        <w:ind w:firstLine="709"/>
+        <w:rPr>
+          <w:rFonts w:ascii="Trebuchet MS" w:hAnsi="Trebuchet MS" w:cs="Segoe UI"/>
+          <w:b/>
+          <w:bCs/>
+          <w:iCs/>
+        </w:rPr>
+      </w:pPr>
+      <w:r>
+        <w:rPr>
+          <w:rFonts w:ascii="Trebuchet MS" w:hAnsi="Trebuchet MS" w:cs="Segoe UI"/>
+          <w:b/>
+          <w:bCs/>
+          <w:iCs/>
+        </w:rPr>
+        <w:t xml:space="preserve">2.2.5 </w:t>
+      </w:r>
+      <w:r>
+        <w:rPr>
+          <w:rFonts w:ascii="Trebuchet MS" w:hAnsi="Trebuchet MS" w:cs="Segoe UI"/>
+          <w:b/>
+          <w:bCs/>
+          <w:iCs/>
+        </w:rPr>
+        <w:t>saveFavourite(request)</w:t>
+      </w:r>
+    </w:p>
+    <w:p>
+      <w:pPr>
+        <w:pStyle w:val="Standard"/>
+        <w:ind w:firstLine="709"/>
+        <w:rPr>
+          <w:rFonts w:ascii="Trebuchet MS" w:hAnsi="Trebuchet MS" w:cs="Segoe UI"/>
+          <w:b/>
+          <w:bCs/>
+          <w:iCs/>
+        </w:rPr>
+      </w:pPr>
+      <w:r>
+        <w:rPr>
+          <w:rFonts w:ascii="Trebuchet MS" w:hAnsi="Trebuchet MS" w:cs="Segoe UI"/>
+          <w:b/>
+          <w:bCs/>
+          <w:iCs/>
+        </w:rPr>
+        <w:t xml:space="preserve">Idea general: </w:t>
+      </w:r>
+      <w:r>
+        <w:rPr>
+          <w:rFonts w:ascii="Trebuchet MS" w:hAnsi="Trebuchet MS" w:cs="Segoe UI"/>
+          <w:iCs/>
+        </w:rPr>
+        <w:t>Permite a los usuarios guardar un elemento como favorito.</w:t>
+      </w:r>
+    </w:p>
+    <w:p>
+      <w:pPr>
+        <w:pStyle w:val="Standard"/>
+        <w:ind w:firstLine="709"/>
+        <w:rPr>
+          <w:rFonts w:ascii="Trebuchet MS" w:hAnsi="Trebuchet MS" w:cs="Segoe UI"/>
+          <w:b/>
+          <w:bCs/>
+          <w:iCs/>
+        </w:rPr>
+      </w:pPr>
+      <w:r>
+        <w:rPr>
+          <w:rFonts w:ascii="Trebuchet MS" w:hAnsi="Trebuchet MS" w:cs="Segoe UI"/>
+          <w:b/>
+          <w:bCs/>
+          <w:iCs/>
+        </w:rPr>
+        <w:t>Código:</w:t>
+      </w:r>
+    </w:p>
+    <w:p>
+      <w:pPr>
+        <w:pStyle w:val="Standard"/>
+        <w:ind w:firstLine="709"/>
+        <w:rPr>
+          <w:rFonts w:ascii="Trebuchet MS" w:hAnsi="Trebuchet MS" w:cs="Segoe UI"/>
+          <w:b/>
+          <w:bCs/>
+          <w:iCs/>
+        </w:rPr>
+      </w:pPr>
+      <w:r>
+        <w:rPr>
+          <w:rFonts w:ascii="Trebuchet MS" w:hAnsi="Trebuchet MS" w:cs="Segoe UI"/>
+          <w:b/>
+          <w:bCs/>
+          <w:iCs/>
+        </w:rPr>
+        <w:lastRenderedPageBreak/>
+        <w:drawing>
+          <wp:inline distT="0" distB="0" distL="0" distR="0" wp14:anchorId="07B270D4" wp14:editId="6E457FE5">
+            <wp:extent cx="6201640" cy="4772691"/>
+            <wp:effectExtent l="0" t="0" r="8890" b="8890"/>
+            <wp:docPr id="1744805943" name="Imagen 1" descr="Texto&#10;&#10;Descripción generada automáticamente"/>
+            <wp:cNvGraphicFramePr>
+              <a:graphicFrameLocks xmlns:a="http://schemas.openxmlformats.org/drawingml/2006/main" noChangeAspect="1"/>
+            </wp:cNvGraphicFramePr>
+            <a:graphic xmlns:a="http://schemas.openxmlformats.org/drawingml/2006/main">
+              <a:graphicData uri="http://schemas.openxmlformats.org/drawingml/2006/picture">
+                <pic:pic xmlns:pic="http://schemas.openxmlformats.org/drawingml/2006/picture">
+                  <pic:nvPicPr>
+                    <pic:cNvPr id="1744805943" name="Imagen 1" descr="Texto&#10;&#10;Descripción generada automáticamente"/>
+                    <pic:cNvPicPr/>
+                  </pic:nvPicPr>
+                  <pic:blipFill>
+                    <a:blip r:embed="rId19"/>
+                    <a:stretch>
+                      <a:fillRect/>
+                    </a:stretch>
+                  </pic:blipFill>
+                  <pic:spPr>
+                    <a:xfrm>
+                      <a:off x="0" y="0"/>
+                      <a:ext cx="6201640" cy="4772691"/>
+                    </a:xfrm>
+                    <a:prstGeom prst="rect">
+                      <a:avLst/>
+                    </a:prstGeom>
+                  </pic:spPr>
+                </pic:pic>
+              </a:graphicData>
+            </a:graphic>
+          </wp:inline>
+        </w:drawing>
+      </w:r>
+    </w:p>
+    <w:p>
+      <w:pPr>
+        <w:pStyle w:val="Standard"/>
+        <w:ind w:firstLine="709"/>
+        <w:rPr>
+          <w:rFonts w:ascii="Trebuchet MS" w:hAnsi="Trebuchet MS" w:cs="Segoe UI"/>
+          <w:b/>
+          <w:bCs/>
+          <w:iCs/>
+        </w:rPr>
+      </w:pPr>
+      <w:r>
+        <w:rPr>
+          <w:rFonts w:ascii="Trebuchet MS" w:hAnsi="Trebuchet MS" w:cs="Segoe UI"/>
+          <w:b/>
+          <w:bCs/>
+          <w:iCs/>
+        </w:rPr>
+        <w:drawing>
+          <wp:inline distT="0" distB="0" distL="0" distR="0" wp14:anchorId="1817A8D4" wp14:editId="4001EE75">
+            <wp:extent cx="6252210" cy="1130935"/>
+            <wp:effectExtent l="0" t="0" r="0" b="0"/>
+            <wp:docPr id="980362970" name="Imagen 1" descr="Texto&#10;&#10;Descripción generada automáticamente"/>
+            <wp:cNvGraphicFramePr>
+              <a:graphicFrameLocks xmlns:a="http://schemas.openxmlformats.org/drawingml/2006/main" noChangeAspect="1"/>
+            </wp:cNvGraphicFramePr>
+            <a:graphic xmlns:a="http://schemas.openxmlformats.org/drawingml/2006/main">
+              <a:graphicData uri="http://schemas.openxmlformats.org/drawingml/2006/picture">
+                <pic:pic xmlns:pic="http://schemas.openxmlformats.org/drawingml/2006/picture">
+                  <pic:nvPicPr>
+                    <pic:cNvPr id="980362970" name="Imagen 1" descr="Texto&#10;&#10;Descripción generada automáticamente"/>
+                    <pic:cNvPicPr/>
+                  </pic:nvPicPr>
+                  <pic:blipFill>
+                    <a:blip r:embed="rId20"/>
+                    <a:stretch>
+                      <a:fillRect/>
+                    </a:stretch>
+                  </pic:blipFill>
+                  <pic:spPr>
+                    <a:xfrm>
+                      <a:off x="0" y="0"/>
+                      <a:ext cx="6252210" cy="1130935"/>
+                    </a:xfrm>
+                    <a:prstGeom prst="rect">
+                      <a:avLst/>
+                    </a:prstGeom>
+                  </pic:spPr>
+                </pic:pic>
+              </a:graphicData>
+            </a:graphic>
+          </wp:inline>
+        </w:drawing>
+      </w:r>
+    </w:p>
+    <w:p>
+      <w:pPr>
+        <w:pStyle w:val="Standard"/>
+        <w:ind w:firstLine="709"/>
+        <w:rPr>
+          <w:rFonts w:ascii="Trebuchet MS" w:hAnsi="Trebuchet MS" w:cs="Segoe UI"/>
+          <w:b/>
+          <w:bCs/>
+          <w:iCs/>
+        </w:rPr>
+      </w:pPr>
+    </w:p>
+    <w:p>
+      <w:pPr>
+        <w:pStyle w:val="Standard"/>
+        <w:ind w:firstLine="709"/>
+        <w:rPr>
+          <w:rFonts w:ascii="Trebuchet MS" w:hAnsi="Trebuchet MS" w:cs="Segoe UI"/>
+          <w:b/>
+          <w:bCs/>
+          <w:iCs/>
+        </w:rPr>
+      </w:pPr>
+      <w:r>
+        <w:rPr>
+          <w:rFonts w:ascii="Trebuchet MS" w:hAnsi="Trebuchet MS" w:cs="Segoe UI"/>
+          <w:b/>
+          <w:bCs/>
+          <w:iCs/>
+        </w:rPr>
+        <w:t xml:space="preserve">2.2.6 </w:t>
+      </w:r>
+      <w:r>
+        <w:rPr>
+          <w:rFonts w:ascii="Trebuchet MS" w:hAnsi="Trebuchet MS" w:cs="Segoe UI"/>
+          <w:b/>
+          <w:bCs/>
+          <w:iCs/>
+        </w:rPr>
+        <w:t>deleteFavourite(request)</w:t>
+      </w:r>
+    </w:p>
+    <w:p>
+      <w:pPr>
+        <w:pStyle w:val="Standard"/>
+        <w:ind w:firstLine="709"/>
+        <w:rPr>
+          <w:rFonts w:ascii="Trebuchet MS" w:hAnsi="Trebuchet MS" w:cs="Segoe UI"/>
+          <w:iCs/>
+        </w:rPr>
+      </w:pPr>
+      <w:r>
+        <w:rPr>
+          <w:rFonts w:ascii="Trebuchet MS" w:hAnsi="Trebuchet MS" w:cs="Segoe UI"/>
+          <w:b/>
+          <w:bCs/>
+          <w:iCs/>
+        </w:rPr>
+        <w:t xml:space="preserve">Idea general: </w:t>
+      </w:r>
+      <w:r>
+        <w:rPr>
+          <w:rFonts w:ascii="Trebuchet MS" w:hAnsi="Trebuchet MS" w:cs="Segoe UI"/>
+          <w:iCs/>
+        </w:rPr>
+        <w:t>Elimina un elemento de la lista de favoritos del usuario.</w:t>
+      </w:r>
+    </w:p>
+    <w:p>
+      <w:pPr>
+        <w:pStyle w:val="Standard"/>
+        <w:ind w:firstLine="709"/>
+        <w:rPr>
+          <w:rFonts w:ascii="Trebuchet MS" w:hAnsi="Trebuchet MS" w:cs="Segoe UI"/>
+          <w:b/>
+          <w:bCs/>
+          <w:iCs/>
+        </w:rPr>
+      </w:pPr>
+      <w:r>
+        <w:rPr>
+          <w:rFonts w:ascii="Trebuchet MS" w:hAnsi="Trebuchet MS" w:cs="Segoe UI"/>
+          <w:b/>
+          <w:bCs/>
+          <w:iCs/>
+        </w:rPr>
+        <w:t>Código:</w:t>
+      </w:r>
+    </w:p>
+    <w:p>
+      <w:pPr>
+        <w:pStyle w:val="Standard"/>
+        <w:ind w:firstLine="709"/>
+        <w:rPr>
+          <w:rFonts w:ascii="Trebuchet MS" w:hAnsi="Trebuchet MS" w:cs="Segoe UI"/>
+          <w:b/>
+          <w:bCs/>
+          <w:iCs/>
+        </w:rPr>
+      </w:pPr>
+      <w:r>
+        <w:rPr>
+          <w:rFonts w:ascii="Trebuchet MS" w:hAnsi="Trebuchet MS" w:cs="Segoe UI"/>
+          <w:b/>
+          <w:bCs/>
+          <w:iCs/>
+        </w:rPr>
+        <w:drawing>
+          <wp:inline distT="0" distB="0" distL="0" distR="0" wp14:anchorId="1E52DC18" wp14:editId="391431D9">
+            <wp:extent cx="6252210" cy="2033905"/>
+            <wp:effectExtent l="0" t="0" r="0" b="4445"/>
+            <wp:docPr id="1103546394" name="Imagen 1" descr="Texto&#10;&#10;Descripción generada automáticamente"/>
+            <wp:cNvGraphicFramePr>
+              <a:graphicFrameLocks xmlns:a="http://schemas.openxmlformats.org/drawingml/2006/main" noChangeAspect="1"/>
+            </wp:cNvGraphicFramePr>
+            <a:graphic xmlns:a="http://schemas.openxmlformats.org/drawingml/2006/main">
+              <a:graphicData uri="http://schemas.openxmlformats.org/drawingml/2006/picture">
+                <pic:pic xmlns:pic="http://schemas.openxmlformats.org/drawingml/2006/picture">
+                  <pic:nvPicPr>
+                    <pic:cNvPr id="1103546394" name="Imagen 1" descr="Texto&#10;&#10;Descripción generada automáticamente"/>
+                    <pic:cNvPicPr/>
+                  </pic:nvPicPr>
+                  <pic:blipFill>
+                    <a:blip r:embed="rId21"/>
+                    <a:stretch>
+                      <a:fillRect/>
+                    </a:stretch>
+                  </pic:blipFill>
+                  <pic:spPr>
+                    <a:xfrm>
+                      <a:off x="0" y="0"/>
+                      <a:ext cx="6252210" cy="2033905"/>
+                    </a:xfrm>
+                    <a:prstGeom prst="rect">
+                      <a:avLst/>
+                    </a:prstGeom>
+                  </pic:spPr>
+                </pic:pic>
+              </a:graphicData>
+            </a:graphic>
+          </wp:inline>
+        </w:drawing>
+      </w:r>
+    </w:p>
+    <w:p>
+      <w:pPr>
+        <w:pStyle w:val="Standard"/>
+        <w:ind w:firstLine="709"/>
+        <w:rPr>
+          <w:rFonts w:ascii="Trebuchet MS" w:hAnsi="Trebuchet MS" w:cs="Segoe UI"/>
+          <w:b/>
+          <w:bCs/>
+          <w:iCs/>
+        </w:rPr>
+      </w:pPr>
+    </w:p>
+    <w:p>
+      <w:pPr>
+        <w:pStyle w:val="Standard"/>
+        <w:ind w:firstLine="709"/>
+        <w:rPr>
+          <w:rFonts w:ascii="Trebuchet MS" w:hAnsi="Trebuchet MS" w:cs="Segoe UI"/>
+          <w:b/>
+          <w:bCs/>
+          <w:iCs/>
+        </w:rPr>
+      </w:pPr>
+    </w:p>
+    <w:p>
+      <w:pPr>
+        <w:pStyle w:val="Standard"/>
+        <w:ind w:firstLine="709"/>
+        <w:rPr>
+          <w:rFonts w:ascii="Trebuchet MS" w:hAnsi="Trebuchet MS" w:cs="Segoe UI"/>
           <w:bCs/>
           <w:iCs/>
         </w:rPr>
@@ -1283,7 +2456,16 @@
           <w:bCs/>
           <w:iCs/>
         </w:rPr>
-        <w:t>(Comentarios puntuales pensados finalizada la realización del trabajo)</w:t>
+        <w:t xml:space="preserve">En conclusión, resulta de un tp interesante que plantea cierto </w:t>
+      </w:r>
+      <w:r>
+        <w:rPr>
+          <w:rFonts w:ascii="Trebuchet MS" w:hAnsi="Trebuchet MS" w:cs="Segoe UI"/>
+          <w:bCs/>
+          <w:iCs/>
+        </w:rPr>
+        <w:lastRenderedPageBreak/>
+        <w:t>grado de dificultad, quizá un poco elevado si se trata de alguien teniendo su primera aproximación a la programación con esta materia. Por otra parte, si dejamos la dificultad ( que gracias a la enorme cantidad de información y herramientas a disposición resulta facilmente sorteable ) resulta muy enriquecedor desde el punto de vista del crecimiento profesional y académico el poder estar en contacto con frameworks y herramientas que hoy son tan demandadas en la industria. Agradezco el desarrollo del tp y espero que en futuras comisiones se sigan mostrando algunas pinceladas de lo que se puede hacer profundizando más en este campo.</w:t>
       </w:r>
     </w:p>
     <w:p>
@@ -1300,6 +2482,10 @@
     <w:p>
       <w:pPr>
         <w:pStyle w:val="Standard"/>
+        <w:numPr>
+          <w:ilvl w:val="0"/>
+          <w:numId w:val="4"/>
+        </w:numPr>
         <w:rPr>
           <w:rFonts w:ascii="Trebuchet MS" w:hAnsi="Trebuchet MS" w:cs="Segoe UI"/>
           <w:bCs/>
@@ -1321,8 +2507,105 @@
           <w:bCs/>
           <w:iCs/>
         </w:rPr>
-        <w:t xml:space="preserve"> Enunciado (Enunciado del trabajo copiado textual)</w:t>
-      </w:r>
+        <w:t xml:space="preserve"> Enunciad</w:t>
+      </w:r>
+      <w:r>
+        <w:rPr>
+          <w:rFonts w:ascii="Trebuchet MS" w:hAnsi="Trebuchet MS" w:cs="Segoe UI"/>
+          <w:bCs/>
+          <w:iCs/>
+        </w:rPr>
+        <w:t xml:space="preserve">o: </w:t>
+      </w:r>
+      <w:r>
+        <w:rPr>
+          <w:rFonts w:ascii="Trebuchet MS" w:hAnsi="Trebuchet MS" w:cs="Segoe UI"/>
+          <w:bCs/>
+          <w:iCs/>
+        </w:rPr>
+        <w:t>El trabajo consiste en implementar una aplicación web usando </w:t>
+      </w:r>
+      <w:hyperlink r:id="rId22" w:history="1">
+        <w:r>
+          <w:rPr>
+            <w:rStyle w:val="Hipervnculo"/>
+            <w:rFonts w:ascii="Trebuchet MS" w:hAnsi="Trebuchet MS" w:cs="Segoe UI"/>
+            <w:b/>
+            <w:bCs/>
+            <w:iCs/>
+          </w:rPr>
+          <w:t>Django</w:t>
+        </w:r>
+      </w:hyperlink>
+      <w:r>
+        <w:rPr>
+          <w:rFonts w:ascii="Trebuchet MS" w:hAnsi="Trebuchet MS" w:cs="Segoe UI"/>
+          <w:bCs/>
+          <w:iCs/>
+        </w:rPr>
+        <w:t> que permita buscar imágenes de los personajes de </w:t>
+      </w:r>
+      <w:r>
+        <w:rPr>
+          <w:rFonts w:ascii="Trebuchet MS" w:hAnsi="Trebuchet MS" w:cs="Segoe UI"/>
+          <w:b/>
+          <w:bCs/>
+          <w:iCs/>
+        </w:rPr>
+        <w:t>Harry Potter</w:t>
+      </w:r>
+      <w:r>
+        <w:rPr>
+          <w:rFonts w:ascii="Trebuchet MS" w:hAnsi="Trebuchet MS" w:cs="Segoe UI"/>
+          <w:bCs/>
+          <w:iCs/>
+        </w:rPr>
+        <w:t>. La información será proporcionada mediante una API y luego renderizada por el </w:t>
+      </w:r>
+      <w:r>
+        <w:rPr>
+          <w:rFonts w:ascii="Trebuchet MS" w:hAnsi="Trebuchet MS" w:cs="Segoe UI"/>
+          <w:bCs/>
+          <w:i/>
+          <w:iCs/>
+        </w:rPr>
+        <w:t>framework</w:t>
+      </w:r>
+      <w:r>
+        <w:rPr>
+          <w:rFonts w:ascii="Trebuchet MS" w:hAnsi="Trebuchet MS" w:cs="Segoe UI"/>
+          <w:bCs/>
+          <w:iCs/>
+        </w:rPr>
+        <w:t> en distintas </w:t>
+      </w:r>
+      <w:r>
+        <w:rPr>
+          <w:rFonts w:ascii="Trebuchet MS" w:hAnsi="Trebuchet MS" w:cs="Segoe UI"/>
+          <w:bCs/>
+          <w:i/>
+          <w:iCs/>
+        </w:rPr>
+        <w:t>cards</w:t>
+      </w:r>
+      <w:r>
+        <w:rPr>
+          <w:rFonts w:ascii="Trebuchet MS" w:hAnsi="Trebuchet MS" w:cs="Segoe UI"/>
+          <w:bCs/>
+          <w:iCs/>
+        </w:rPr>
+        <w:t> que mostrarán -como mínimo- la imagen del personaje, un nombre alternativo, el género, la casa a la que pertenecen y el actor o actriz que lo interpreta.</w:t>
+      </w:r>
+    </w:p>
+    <w:p>
+      <w:pPr>
+        <w:pStyle w:val="Standard"/>
+        <w:rPr>
+          <w:rFonts w:ascii="Trebuchet MS" w:hAnsi="Trebuchet MS" w:cs="Segoe UI"/>
+          <w:bCs/>
+          <w:iCs/>
+        </w:rPr>
+      </w:pPr>
     </w:p>
     <w:p>
       <w:pPr>
@@ -1371,6 +2654,116 @@
         </w:rPr>
         <w:t>(Nota: Se valora ser breve y conciso, incluir sólo las cuestiones relevantes que ayuden a comprender el trabajo)</w:t>
       </w:r>
+      <w:r>
+        <w:rPr>
+          <w:rFonts w:ascii="Trebuchet MS" w:hAnsi="Trebuchet MS" w:cs="Segoe UI"/>
+          <w:bCs/>
+          <w:iCs/>
+        </w:rPr>
+        <w:t xml:space="preserve"> Perdón, no fui tan breve. Saludos!</w:t>
+      </w:r>
+    </w:p>
+    <w:p>
+      <w:pPr>
+        <w:pStyle w:val="Standard"/>
+        <w:rPr>
+          <w:rFonts w:ascii="Trebuchet MS" w:hAnsi="Trebuchet MS" w:cs="Segoe UI"/>
+          <w:bCs/>
+          <w:iCs/>
+        </w:rPr>
+      </w:pPr>
+    </w:p>
+    <w:p>
+      <w:pPr>
+        <w:pStyle w:val="Standard"/>
+        <w:rPr>
+          <w:rFonts w:ascii="Trebuchet MS" w:hAnsi="Trebuchet MS" w:cs="Segoe UI"/>
+          <w:bCs/>
+          <w:iCs/>
+        </w:rPr>
+      </w:pPr>
+      <w:r>
+        <w:rPr>
+          <w:rFonts w:ascii="Trebuchet MS" w:hAnsi="Trebuchet MS" w:cs="Segoe UI"/>
+          <w:bCs/>
+          <w:iCs/>
+        </w:rPr>
+        <w:t>i = 0</w:t>
+      </w:r>
+    </w:p>
+    <w:p>
+      <w:pPr>
+        <w:pStyle w:val="Standard"/>
+        <w:rPr>
+          <w:rFonts w:ascii="Trebuchet MS" w:hAnsi="Trebuchet MS" w:cs="Segoe UI"/>
+          <w:bCs/>
+          <w:iCs/>
+        </w:rPr>
+      </w:pPr>
+      <w:r>
+        <w:rPr>
+          <w:rFonts w:ascii="Trebuchet MS" w:hAnsi="Trebuchet MS" w:cs="Segoe UI"/>
+          <w:bCs/>
+          <w:iCs/>
+        </w:rPr>
+        <w:t>while i&lt;1500:</w:t>
+      </w:r>
+    </w:p>
+    <w:p>
+      <w:pPr>
+        <w:pStyle w:val="Standard"/>
+        <w:rPr>
+          <w:rFonts w:ascii="Trebuchet MS" w:hAnsi="Trebuchet MS" w:cs="Segoe UI"/>
+          <w:bCs/>
+          <w:iCs/>
+        </w:rPr>
+      </w:pPr>
+      <w:r>
+        <w:rPr>
+          <w:rFonts w:ascii="Trebuchet MS" w:hAnsi="Trebuchet MS" w:cs="Segoe UI"/>
+          <w:bCs/>
+          <w:iCs/>
+        </w:rPr>
+        <w:t>print(“Debo ser breve y conciso escribiendo el informe”)</w:t>
+      </w:r>
+    </w:p>
+    <w:p>
+      <w:pPr>
+        <w:pStyle w:val="Standard"/>
+        <w:rPr>
+          <w:rFonts w:ascii="Trebuchet MS" w:hAnsi="Trebuchet MS" w:cs="Segoe UI"/>
+          <w:bCs/>
+          <w:iCs/>
+        </w:rPr>
+      </w:pPr>
+      <w:r>
+        <w:rPr>
+          <w:rFonts w:ascii="Trebuchet MS" w:hAnsi="Trebuchet MS" w:cs="Segoe UI"/>
+          <w:bCs/>
+          <w:iCs/>
+        </w:rPr>
+        <w:t>i = i + 1</w:t>
+      </w:r>
+    </w:p>
+    <w:p>
+      <w:pPr>
+        <w:pStyle w:val="Standard"/>
+        <w:rPr>
+          <w:rFonts w:ascii="Trebuchet MS" w:hAnsi="Trebuchet MS" w:cs="Segoe UI"/>
+          <w:bCs/>
+          <w:iCs/>
+        </w:rPr>
+      </w:pPr>
+    </w:p>
+    <w:p>
+      <w:pPr>
+        <w:pStyle w:val="Standard"/>
+        <w:rPr>
+          <w:rFonts w:ascii="Trebuchet MS" w:hAnsi="Trebuchet MS" w:cs="Segoe UI"/>
+          <w:bCs/>
+          <w:iCs/>
+        </w:rPr>
+      </w:pPr>
     </w:p>
     <w:sectPr>
       <w:pgSz w:w="11905" w:h="16837"/>
@@ -1514,6 +2907,155 @@
     </w:lvl>
   </w:abstractNum>
   <w:abstractNum w:abstractNumId="1" w15:restartNumberingAfterBreak="0">
+    <w:nsid w:val="10E00F9C"/>
+    <w:multiLevelType w:val="multilevel"/>
+    <w:tmpl w:val="FA6A3EDA"/>
+    <w:lvl w:ilvl="0">
+      <w:start w:val="1"/>
+      <w:numFmt w:val="bullet"/>
+      <w:lvlText w:val=""/>
+      <w:lvlJc w:val="left"/>
+      <w:pPr>
+        <w:tabs>
+          <w:tab w:val="num" w:pos="720"/>
+        </w:tabs>
+        <w:ind w:left="720" w:hanging="360"/>
+      </w:pPr>
+      <w:rPr>
+        <w:rFonts w:ascii="Symbol" w:hAnsi="Symbol" w:hint="default"/>
+        <w:sz w:val="20"/>
+      </w:rPr>
+    </w:lvl>
+    <w:lvl w:ilvl="1" w:tentative="1">
+      <w:start w:val="1"/>
+      <w:numFmt w:val="bullet"/>
+      <w:lvlText w:val="o"/>
+      <w:lvlJc w:val="left"/>
+      <w:pPr>
+        <w:tabs>
+          <w:tab w:val="num" w:pos="1440"/>
+        </w:tabs>
+        <w:ind w:left="1440" w:hanging="360"/>
+      </w:pPr>
+      <w:rPr>
+        <w:rFonts w:ascii="Courier New" w:hAnsi="Courier New" w:hint="default"/>
+        <w:sz w:val="20"/>
+      </w:rPr>
+    </w:lvl>
+    <w:lvl w:ilvl="2" w:tentative="1">
+      <w:start w:val="1"/>
+      <w:numFmt w:val="bullet"/>
+      <w:lvlText w:val=""/>
+      <w:lvlJc w:val="left"/>
+      <w:pPr>
+        <w:tabs>
+          <w:tab w:val="num" w:pos="2160"/>
+        </w:tabs>
+        <w:ind w:left="2160" w:hanging="360"/>
+      </w:pPr>
+      <w:rPr>
+        <w:rFonts w:ascii="Wingdings" w:hAnsi="Wingdings" w:hint="default"/>
+        <w:sz w:val="20"/>
+      </w:rPr>
+    </w:lvl>
+    <w:lvl w:ilvl="3" w:tentative="1">
+      <w:start w:val="1"/>
+      <w:numFmt w:val="bullet"/>
+      <w:lvlText w:val=""/>
+      <w:lvlJc w:val="left"/>
+      <w:pPr>
+        <w:tabs>
+          <w:tab w:val="num" w:pos="2880"/>
+        </w:tabs>
+        <w:ind w:left="2880" w:hanging="360"/>
+      </w:pPr>
+      <w:rPr>
+        <w:rFonts w:ascii="Wingdings" w:hAnsi="Wingdings" w:hint="default"/>
+        <w:sz w:val="20"/>
+      </w:rPr>
+    </w:lvl>
+    <w:lvl w:ilvl="4" w:tentative="1">
+      <w:start w:val="1"/>
+      <w:numFmt w:val="bullet"/>
+      <w:lvlText w:val=""/>
+      <w:lvlJc w:val="left"/>
+      <w:pPr>
+        <w:tabs>
+          <w:tab w:val="num" w:pos="3600"/>
+        </w:tabs>
+        <w:ind w:left="3600" w:hanging="360"/>
+      </w:pPr>
+      <w:rPr>
+        <w:rFonts w:ascii="Wingdings" w:hAnsi="Wingdings" w:hint="default"/>
+        <w:sz w:val="20"/>
+      </w:rPr>
+    </w:lvl>
+    <w:lvl w:ilvl="5" w:tentative="1">
+      <w:start w:val="1"/>
+      <w:numFmt w:val="bullet"/>
+      <w:lvlText w:val=""/>
+      <w:lvlJc w:val="left"/>
+      <w:pPr>
+        <w:tabs>
+          <w:tab w:val="num" w:pos="4320"/>
+        </w:tabs>
+        <w:ind w:left="4320" w:hanging="360"/>
+      </w:pPr>
+      <w:rPr>
+        <w:rFonts w:ascii="Wingdings" w:hAnsi="Wingdings" w:hint="default"/>
+        <w:sz w:val="20"/>
+      </w:rPr>
+    </w:lvl>
+    <w:lvl w:ilvl="6" w:tentative="1">
+      <w:start w:val="1"/>
+      <w:numFmt w:val="bullet"/>
+      <w:lvlText w:val=""/>
+      <w:lvlJc w:val="left"/>
+      <w:pPr>
+        <w:tabs>
+          <w:tab w:val="num" w:pos="5040"/>
+        </w:tabs>
+        <w:ind w:left="5040" w:hanging="360"/>
+      </w:pPr>
+      <w:rPr>
+        <w:rFonts w:ascii="Wingdings" w:hAnsi="Wingdings" w:hint="default"/>
+        <w:sz w:val="20"/>
+      </w:rPr>
+    </w:lvl>
+    <w:lvl w:ilvl="7" w:tentative="1">
+      <w:start w:val="1"/>
+      <w:numFmt w:val="bullet"/>
+      <w:lvlText w:val=""/>
+      <w:lvlJc w:val="left"/>
+      <w:pPr>
+        <w:tabs>
+          <w:tab w:val="num" w:pos="5760"/>
+        </w:tabs>
+        <w:ind w:left="5760" w:hanging="360"/>
+      </w:pPr>
+      <w:rPr>
+        <w:rFonts w:ascii="Wingdings" w:hAnsi="Wingdings" w:hint="default"/>
+        <w:sz w:val="20"/>
+      </w:rPr>
+    </w:lvl>
+    <w:lvl w:ilvl="8" w:tentative="1">
+      <w:start w:val="1"/>
+      <w:numFmt w:val="bullet"/>
+      <w:lvlText w:val=""/>
+      <w:lvlJc w:val="left"/>
+      <w:pPr>
+        <w:tabs>
+          <w:tab w:val="num" w:pos="6480"/>
+        </w:tabs>
+        <w:ind w:left="6480" w:hanging="360"/>
+      </w:pPr>
+      <w:rPr>
+        <w:rFonts w:ascii="Wingdings" w:hAnsi="Wingdings" w:hint="default"/>
+        <w:sz w:val="20"/>
+      </w:rPr>
+    </w:lvl>
+  </w:abstractNum>
+  <w:abstractNum w:abstractNumId="2" w15:restartNumberingAfterBreak="0">
     <w:nsid w:val="163F2AF1"/>
     <w:multiLevelType w:val="hybridMultilevel"/>
     <w:tmpl w:val="02BC593C"/>
@@ -1630,7 +3172,7 @@
       </w:pPr>
     </w:lvl>
   </w:abstractNum>
-  <w:abstractNum w:abstractNumId="2" w15:restartNumberingAfterBreak="0">
+  <w:abstractNum w:abstractNumId="3" w15:restartNumberingAfterBreak="0">
     <w:nsid w:val="5CFB5897"/>
     <w:multiLevelType w:val="multilevel"/>
     <w:tmpl w:val="339E8AA6"/>
@@ -1760,13 +3302,16 @@
     </w:lvl>
   </w:abstractNum>
   <w:num w:numId="1" w16cid:durableId="758404892">
-    <w:abstractNumId w:val="1"/>
+    <w:abstractNumId w:val="2"/>
   </w:num>
   <w:num w:numId="2" w16cid:durableId="631398891">
-    <w:abstractNumId w:val="2"/>
+    <w:abstractNumId w:val="3"/>
   </w:num>
   <w:num w:numId="3" w16cid:durableId="240679539">
     <w:abstractNumId w:val="0"/>
+  </w:num>
+  <w:num w:numId="4" w16cid:durableId="1414857144">
+    <w:abstractNumId w:val="1"/>
   </w:num>
 </w:numbering>
 </file>
@@ -2348,6 +3893,17 @@
       <w:contextualSpacing/>
     </w:pPr>
   </w:style>
+  <w:style w:type="paragraph" w:styleId="NormalWeb">
+    <w:name w:val="Normal (Web)"/>
+    <w:basedOn w:val="Normal"/>
+    <w:uiPriority w:val="99"/>
+    <w:semiHidden/>
+    <w:unhideWhenUsed/>
+    <w:rsid w:val="00834B3F"/>
+    <w:rPr>
+      <w:rFonts w:ascii="Times New Roman" w:hAnsi="Times New Roman" w:cs="Times New Roman"/>
+    </w:rPr>
+  </w:style>
 </w:styles>
 </file>
 
